--- a/Publishing-the-Archive-on-GitHub.docx
+++ b/Publishing-the-Archive-on-GitHub.docx
@@ -190,7 +190,7 @@
       <w:r>
         <w:t xml:space="preserve">Go to </w:t>
       </w:r>
-      <w:hyperlink w:history="1" r:id="rIdg4-hirelsvtcpud2nakdp">
+      <w:hyperlink w:history="1" r:id="rIdphunh87cdvul5lt8bmuac">
         <w:r>
           <w:rPr>
             <w:rStyle w:val="Hyperlink"/>
@@ -323,7 +323,7 @@
       <w:r>
         <w:t xml:space="preserve">Download GitHub Desktop from </w:t>
       </w:r>
-      <w:hyperlink w:history="1" r:id="rId8ogeu4zrshy9rfl1h-lyo">
+      <w:hyperlink w:history="1" r:id="rIdcm5pc3nsrhj5iqkessn7c">
         <w:r>
           <w:rPr>
             <w:rStyle w:val="Hyperlink"/>
@@ -459,7 +459,7 @@
         <w:t xml:space="preserve">psiu-archives</w:t>
       </w:r>
       <w:r>
-        <w:t xml:space="preserve">; for the description put something like "The Psi Upsilon Digital Archives — 460 scanned volumes, searchable"; leave </w:t>
+        <w:t xml:space="preserve">; for the description put something like "The Psi Upsilon Digital Museum — 460 scanned volumes, searchable"; leave </w:t>
       </w:r>
       <w:r>
         <w:rPr>
@@ -520,7 +520,7 @@
           <w:sz w:val="19"/>
           <w:szCs w:val="19"/>
         </w:rPr>
-        <w:t xml:space="preserve">The Psi Upsilon Digital Archives</w:t>
+        <w:t xml:space="preserve">The Psi Upsilon Digital Museum</w:t>
       </w:r>
       <w:r>
         <w:t xml:space="preserve">, then click </w:t>
@@ -1325,7 +1325,7 @@
           <w:sz w:val="18"/>
           <w:szCs w:val="18"/>
         </w:rPr>
-        <w:t xml:space="preserve">git commit -m "The Psi Upsilon Digital Archives"</w:t>
+        <w:t xml:space="preserve">git commit -m "The Psi Upsilon Digital Museum"</w:t>
       </w:r>
     </w:p>
     <w:p>
@@ -1411,7 +1411,7 @@
       <w:r>
         <w:t xml:space="preserve">Make a free account at </w:t>
       </w:r>
-      <w:hyperlink w:history="1" r:id="rIdmlx82iu-0klkdg-dfqfgd">
+      <w:hyperlink w:history="1" r:id="rIdfuwvx1uc84ly2hmt3s6rg">
         <w:r>
           <w:rPr>
             <w:rStyle w:val="Hyperlink"/>
@@ -2557,7 +2557,7 @@
           <w:sz w:val="16"/>
           <w:szCs w:val="16"/>
         </w:rPr>
-        <w:t xml:space="preserve">Psi Upsilon Digital Archives · August 2026</w:t>
+        <w:t xml:space="preserve">Psi Upsilon Digital Museum · August 2026</w:t>
       </w:r>
     </w:p>
     <w:sectPr>

--- a/Publishing-the-Archive-on-GitHub.docx
+++ b/Publishing-the-Archive-on-GitHub.docx
@@ -190,7 +190,7 @@
       <w:r>
         <w:t xml:space="preserve">Go to </w:t>
       </w:r>
-      <w:hyperlink w:history="1" r:id="rIdphunh87cdvul5lt8bmuac">
+      <w:hyperlink w:history="1" r:id="rIdkgmwhkntxn3_kczvvmsg3">
         <w:r>
           <w:rPr>
             <w:rStyle w:val="Hyperlink"/>
@@ -323,7 +323,7 @@
       <w:r>
         <w:t xml:space="preserve">Download GitHub Desktop from </w:t>
       </w:r>
-      <w:hyperlink w:history="1" r:id="rIdcm5pc3nsrhj5iqkessn7c">
+      <w:hyperlink w:history="1" r:id="rIdjonge3tziqzelq5rzmai0">
         <w:r>
           <w:rPr>
             <w:rStyle w:val="Hyperlink"/>
@@ -1145,7 +1145,26 @@
         <w:spacing w:after="160" w:line="276"/>
       </w:pPr>
       <w:r>
-        <w:t xml:space="preserve">Three steps, every time:</w:t>
+        <w:t xml:space="preserve">This is the loop you will run for the rest of the museum’s life, and it is </w:t>
+      </w:r>
+      <w:r>
+        <w:rPr>
+          <w:b/>
+          <w:bCs/>
+        </w:rPr>
+        <w:t xml:space="preserve">two buttons</w:t>
+      </w:r>
+      <w:r>
+        <w:t xml:space="preserve">. The repository is already set up, Pages is already switched on, and the workflow is already in place — none of that has to be touched again.</w:t>
+      </w:r>
+    </w:p>
+    <w:p>
+      <w:pPr>
+        <w:pStyle w:val="Heading2"/>
+        <w:spacing w:after="120" w:before="300"/>
+      </w:pPr>
+      <w:r>
+        <w:t xml:space="preserve">The whole procedure</w:t>
       </w:r>
     </w:p>
     <w:p>
@@ -1158,30 +1177,7 @@
         <w:spacing w:after="100" w:line="276"/>
       </w:pPr>
       <w:r>
-        <w:t xml:space="preserve">Make the change on your computer — add a PDF, correct a person, write a story. The instructions for each are in </w:t>
-      </w:r>
-      <w:r>
-        <w:rPr>
-          <w:i/>
-          <w:iCs/>
-        </w:rPr>
-        <w:t xml:space="preserve">Psi-Upsilon-Digital-Archives-Recommendations-and-Instructions.docx</w:t>
-      </w:r>
-      <w:r>
-        <w:t xml:space="preserve">.</w:t>
-      </w:r>
-    </w:p>
-    <w:p>
-      <w:pPr>
-        <w:pStyle w:val="ListParagraph"/>
-        <w:numPr>
-          <w:ilvl w:val="0"/>
-          <w:numId w:val="7"/>
-        </w:numPr>
-        <w:spacing w:after="100" w:line="276"/>
-      </w:pPr>
-      <w:r>
-        <w:t xml:space="preserve">Rebuild: </w:t>
+        <w:t xml:space="preserve">Make the change on your computer — write a founder’s biography in </w:t>
       </w:r>
       <w:r>
         <w:rPr>
@@ -1189,7 +1185,27 @@
           <w:sz w:val="19"/>
           <w:szCs w:val="19"/>
         </w:rPr>
-        <w:t xml:space="preserve">./build/build.sh</w:t>
+        <w:t xml:space="preserve">data\founders.xlsx</w:t>
+      </w:r>
+      <w:r>
+        <w:t xml:space="preserve">, add a timeline event, add a PDF, correct a person. Each of those has instructions of its own: see </w:t>
+      </w:r>
+      <w:r>
+        <w:rPr>
+          <w:i/>
+          <w:iCs/>
+        </w:rPr>
+        <w:t xml:space="preserve">Filling in the Founders and the Timeline</w:t>
+      </w:r>
+      <w:r>
+        <w:t xml:space="preserve"> and </w:t>
+      </w:r>
+      <w:r>
+        <w:rPr>
+          <w:i/>
+          <w:iCs/>
+        </w:rPr>
+        <w:t xml:space="preserve">Psi Upsilon Digital Museum — Recommendations and Instructions</w:t>
       </w:r>
       <w:r>
         <w:t xml:space="preserve">.</w:t>
@@ -1205,7 +1221,142 @@
         <w:spacing w:after="100" w:line="276"/>
       </w:pPr>
       <w:r>
-        <w:t xml:space="preserve">In GitHub Desktop: type a short summary, click </w:t>
+        <w:t xml:space="preserve">Rebuild: double-click </w:t>
+      </w:r>
+      <w:r>
+        <w:rPr>
+          <w:rFonts w:ascii="Consolas" w:cs="Consolas" w:eastAsia="Consolas" w:hAnsi="Consolas"/>
+          <w:sz w:val="19"/>
+          <w:szCs w:val="19"/>
+        </w:rPr>
+        <w:t xml:space="preserve">build\build.bat</w:t>
+      </w:r>
+      <w:r>
+        <w:t xml:space="preserve"> (or run </w:t>
+      </w:r>
+      <w:r>
+        <w:rPr>
+          <w:rFonts w:ascii="Consolas" w:cs="Consolas" w:eastAsia="Consolas" w:hAnsi="Consolas"/>
+          <w:sz w:val="19"/>
+          <w:szCs w:val="19"/>
+        </w:rPr>
+        <w:t xml:space="preserve">bash build/build.sh</w:t>
+      </w:r>
+      <w:r>
+        <w:t xml:space="preserve">). Wait for </w:t>
+      </w:r>
+      <w:r>
+        <w:rPr>
+          <w:b/>
+          <w:bCs/>
+        </w:rPr>
+        <w:t xml:space="preserve">Done</w:t>
+      </w:r>
+      <w:r>
+        <w:t xml:space="preserve">.</w:t>
+      </w:r>
+    </w:p>
+    <w:p>
+      <w:pPr>
+        <w:pStyle w:val="ListParagraph"/>
+        <w:numPr>
+          <w:ilvl w:val="0"/>
+          <w:numId w:val="7"/>
+        </w:numPr>
+        <w:spacing w:after="100" w:line="276"/>
+      </w:pPr>
+      <w:r>
+        <w:t xml:space="preserve">Look at it first: double-click </w:t>
+      </w:r>
+      <w:r>
+        <w:rPr>
+          <w:rFonts w:ascii="Consolas" w:cs="Consolas" w:eastAsia="Consolas" w:hAnsi="Consolas"/>
+          <w:sz w:val="19"/>
+          <w:szCs w:val="19"/>
+        </w:rPr>
+        <w:t xml:space="preserve">build\preview.bat</w:t>
+      </w:r>
+      <w:r>
+        <w:t xml:space="preserve">. Nothing you have done so far has changed the live site, so this is a free check.</w:t>
+      </w:r>
+    </w:p>
+    <w:p>
+      <w:pPr>
+        <w:pStyle w:val="ListParagraph"/>
+        <w:numPr>
+          <w:ilvl w:val="0"/>
+          <w:numId w:val="7"/>
+        </w:numPr>
+        <w:spacing w:after="100" w:line="276"/>
+      </w:pPr>
+      <w:r>
+        <w:t xml:space="preserve">Open </w:t>
+      </w:r>
+      <w:r>
+        <w:rPr>
+          <w:b/>
+          <w:bCs/>
+        </w:rPr>
+        <w:t xml:space="preserve">GitHub Desktop</w:t>
+      </w:r>
+      <w:r>
+        <w:t xml:space="preserve">. It shows every file that changed, on the left.</w:t>
+      </w:r>
+    </w:p>
+    <w:p>
+      <w:pPr>
+        <w:pStyle w:val="ListParagraph"/>
+        <w:numPr>
+          <w:ilvl w:val="0"/>
+          <w:numId w:val="7"/>
+        </w:numPr>
+        <w:spacing w:after="100" w:line="276"/>
+      </w:pPr>
+      <w:r>
+        <w:t xml:space="preserve">In the </w:t>
+      </w:r>
+      <w:r>
+        <w:rPr>
+          <w:b/>
+          <w:bCs/>
+        </w:rPr>
+        <w:t xml:space="preserve">Summary</w:t>
+      </w:r>
+      <w:r>
+        <w:t xml:space="preserve"> box at the bottom left, type a sentence saying what you did. </w:t>
+      </w:r>
+      <w:r>
+        <w:rPr>
+          <w:i/>
+          <w:iCs/>
+        </w:rPr>
+        <w:t xml:space="preserve">“Added Hadley’s and Goodale’s biographies”</w:t>
+      </w:r>
+      <w:r>
+        <w:t xml:space="preserve"> is a good one. There is a bigger </w:t>
+      </w:r>
+      <w:r>
+        <w:rPr>
+          <w:b/>
+          <w:bCs/>
+        </w:rPr>
+        <w:t xml:space="preserve">Description</w:t>
+      </w:r>
+      <w:r>
+        <w:t xml:space="preserve"> box under it if you want to say more; it is optional and most of the time you should leave it empty.</w:t>
+      </w:r>
+    </w:p>
+    <w:p>
+      <w:pPr>
+        <w:pStyle w:val="ListParagraph"/>
+        <w:numPr>
+          <w:ilvl w:val="0"/>
+          <w:numId w:val="7"/>
+        </w:numPr>
+        <w:spacing w:after="100" w:line="276"/>
+      </w:pPr>
+      <w:r>
+        <w:t xml:space="preserve">Click </w:t>
       </w:r>
       <w:r>
         <w:rPr>
@@ -1215,7 +1366,20 @@
         <w:t xml:space="preserve">Commit to main</w:t>
       </w:r>
       <w:r>
-        <w:t xml:space="preserve">, then </w:t>
+        <w:t xml:space="preserve">. This is instant and still nothing has left your computer.</w:t>
+      </w:r>
+    </w:p>
+    <w:p>
+      <w:pPr>
+        <w:pStyle w:val="ListParagraph"/>
+        <w:numPr>
+          <w:ilvl w:val="0"/>
+          <w:numId w:val="7"/>
+        </w:numPr>
+        <w:spacing w:after="100" w:line="276"/>
+      </w:pPr>
+      <w:r>
+        <w:t xml:space="preserve">Click </w:t>
       </w:r>
       <w:r>
         <w:rPr>
@@ -1225,15 +1389,61 @@
         <w:t xml:space="preserve">Push origin</w:t>
       </w:r>
       <w:r>
-        <w:t xml:space="preserve">.</w:t>
-      </w:r>
-    </w:p>
-    <w:p>
-      <w:pPr>
-        <w:spacing w:after="160" w:line="276"/>
-      </w:pPr>
-      <w:r>
-        <w:t xml:space="preserve">The website updates itself two or three minutes later. You never have to touch the Pages settings again.</w:t>
+        <w:t xml:space="preserve"> at the top. </w:t>
+      </w:r>
+      <w:r>
+        <w:rPr>
+          <w:b/>
+          <w:bCs/>
+        </w:rPr>
+        <w:t xml:space="preserve">This is the slow step.</w:t>
+      </w:r>
+      <w:r>
+        <w:t xml:space="preserve"> See the note below.</w:t>
+      </w:r>
+    </w:p>
+    <w:p>
+      <w:pPr>
+        <w:pStyle w:val="ListParagraph"/>
+        <w:numPr>
+          <w:ilvl w:val="0"/>
+          <w:numId w:val="7"/>
+        </w:numPr>
+        <w:spacing w:after="100" w:line="276"/>
+      </w:pPr>
+      <w:r>
+        <w:t xml:space="preserve">Two to four minutes later the live site has it. Refresh the page with </w:t>
+      </w:r>
+      <w:r>
+        <w:rPr>
+          <w:rFonts w:ascii="Consolas" w:cs="Consolas" w:eastAsia="Consolas" w:hAnsi="Consolas"/>
+          <w:sz w:val="19"/>
+          <w:szCs w:val="19"/>
+        </w:rPr>
+        <w:t xml:space="preserve">Ctrl+Shift+R</w:t>
+      </w:r>
+      <w:r>
+        <w:t xml:space="preserve"> — an ordinary refresh will often show you the old version out of your browser’s cache.</w:t>
+      </w:r>
+    </w:p>
+    <w:p>
+      <w:pPr>
+        <w:pBdr>
+          <w:left w:val="single" w:color="8A6A24" w:sz="18" w:space="8"/>
+        </w:pBdr>
+        <w:shd w:fill="F4EFE6" w:val="clear"/>
+        <w:spacing w:after="200" w:before="120" w:line="276"/>
+        <w:ind w:left="120" w:right="120"/>
+      </w:pPr>
+      <w:r>
+        <w:rPr>
+          <w:b/>
+          <w:bCs/>
+        </w:rPr>
+        <w:t xml:space="preserve">So yes — a sentence in the summary box and two clicks. </w:t>
+      </w:r>
+      <w:r>
+        <w:t xml:space="preserve">That really is the answer. Everything below is about what you will see on the way, so that nothing about it worries you.</w:t>
       </w:r>
     </w:p>
     <w:p>
@@ -1242,6 +1452,653 @@
         <w:spacing w:after="120" w:before="300"/>
       </w:pPr>
       <w:r>
+        <w:t xml:space="preserve">What you will see, and why it is fine</w:t>
+      </w:r>
+    </w:p>
+    <w:tbl>
+      <w:tblPr>
+        <w:tblW w:type="dxa" w:w="9360"/>
+        <w:tblBorders>
+          <w:top w:val="single" w:color="auto" w:sz="4"/>
+          <w:left w:val="single" w:color="auto" w:sz="4"/>
+          <w:bottom w:val="single" w:color="auto" w:sz="4"/>
+          <w:right w:val="single" w:color="auto" w:sz="4"/>
+          <w:insideH w:val="single" w:color="auto" w:sz="4"/>
+          <w:insideV w:val="single" w:color="auto" w:sz="4"/>
+        </w:tblBorders>
+      </w:tblPr>
+      <w:tblGrid>
+        <w:gridCol w:w="2500"/>
+        <w:gridCol w:w="6860"/>
+      </w:tblGrid>
+      <w:tr>
+        <w:trPr>
+          <w:tblHeader/>
+        </w:trPr>
+        <w:tc>
+          <w:tcPr>
+            <w:tcW w:type="dxa" w:w="2500"/>
+            <w:tcBorders>
+              <w:top w:val="single" w:color="D8CCB8" w:sz="2"/>
+              <w:left w:val="none" w:color="FFFFFF" w:sz="0"/>
+              <w:bottom w:val="single" w:color="D8CCB8" w:sz="2"/>
+              <w:right w:val="none" w:color="FFFFFF" w:sz="0"/>
+            </w:tcBorders>
+            <w:shd w:fill="F4EFE6" w:val="clear"/>
+            <w:tcMar>
+              <w:top w:type="dxa" w:w="90"/>
+              <w:left w:type="dxa" w:w="120"/>
+              <w:bottom w:type="dxa" w:w="90"/>
+              <w:right w:type="dxa" w:w="120"/>
+            </w:tcMar>
+          </w:tcPr>
+          <w:p>
+            <w:pPr>
+              <w:spacing w:after="0" w:line="260"/>
+            </w:pPr>
+            <w:r>
+              <w:rPr>
+                <w:b/>
+                <w:bCs/>
+                <w:caps/>
+                <w:color w:val="5A5048"/>
+                <w:sz w:val="17"/>
+                <w:szCs w:val="17"/>
+              </w:rPr>
+              <w:t xml:space="preserve">What you see</w:t>
+            </w:r>
+          </w:p>
+        </w:tc>
+        <w:tc>
+          <w:tcPr>
+            <w:tcW w:type="dxa" w:w="6860"/>
+            <w:tcBorders>
+              <w:top w:val="single" w:color="D8CCB8" w:sz="2"/>
+              <w:left w:val="none" w:color="FFFFFF" w:sz="0"/>
+              <w:bottom w:val="single" w:color="D8CCB8" w:sz="2"/>
+              <w:right w:val="none" w:color="FFFFFF" w:sz="0"/>
+            </w:tcBorders>
+            <w:shd w:fill="F4EFE6" w:val="clear"/>
+            <w:tcMar>
+              <w:top w:type="dxa" w:w="90"/>
+              <w:left w:type="dxa" w:w="120"/>
+              <w:bottom w:type="dxa" w:w="90"/>
+              <w:right w:type="dxa" w:w="120"/>
+            </w:tcMar>
+          </w:tcPr>
+          <w:p>
+            <w:pPr>
+              <w:spacing w:after="0" w:line="260"/>
+            </w:pPr>
+            <w:r>
+              <w:rPr>
+                <w:b/>
+                <w:bCs/>
+                <w:caps/>
+                <w:color w:val="5A5048"/>
+                <w:sz w:val="17"/>
+                <w:szCs w:val="17"/>
+              </w:rPr>
+              <w:t xml:space="preserve">What it means</w:t>
+            </w:r>
+          </w:p>
+        </w:tc>
+      </w:tr>
+      <w:tr>
+        <w:tc>
+          <w:tcPr>
+            <w:tcW w:type="dxa" w:w="2500"/>
+            <w:tcBorders>
+              <w:top w:val="single" w:color="D8CCB8" w:sz="2"/>
+              <w:left w:val="none" w:color="FFFFFF" w:sz="0"/>
+              <w:bottom w:val="single" w:color="D8CCB8" w:sz="2"/>
+              <w:right w:val="none" w:color="FFFFFF" w:sz="0"/>
+            </w:tcBorders>
+            <w:tcMar>
+              <w:top w:type="dxa" w:w="90"/>
+              <w:left w:type="dxa" w:w="120"/>
+              <w:bottom w:type="dxa" w:w="90"/>
+              <w:right w:type="dxa" w:w="120"/>
+            </w:tcMar>
+          </w:tcPr>
+          <w:p>
+            <w:pPr>
+              <w:spacing w:after="0" w:line="260"/>
+            </w:pPr>
+            <w:r>
+              <w:rPr>
+                <w:b w:val="false"/>
+                <w:bCs w:val="false"/>
+                <w:caps w:val="false"/>
+                <w:color w:val="1B1614"/>
+                <w:sz w:val="19"/>
+                <w:szCs w:val="19"/>
+              </w:rPr>
+              <w:t xml:space="preserve">GitHub Desktop takes a while to open, or looks frozen</w:t>
+            </w:r>
+          </w:p>
+        </w:tc>
+        <w:tc>
+          <w:tcPr>
+            <w:tcW w:type="dxa" w:w="6860"/>
+            <w:tcBorders>
+              <w:top w:val="single" w:color="D8CCB8" w:sz="2"/>
+              <w:left w:val="none" w:color="FFFFFF" w:sz="0"/>
+              <w:bottom w:val="single" w:color="D8CCB8" w:sz="2"/>
+              <w:right w:val="none" w:color="FFFFFF" w:sz="0"/>
+            </w:tcBorders>
+            <w:tcMar>
+              <w:top w:type="dxa" w:w="90"/>
+              <w:left w:type="dxa" w:w="120"/>
+              <w:bottom w:type="dxa" w:w="90"/>
+              <w:right w:type="dxa" w:w="120"/>
+            </w:tcMar>
+          </w:tcPr>
+          <w:p>
+            <w:pPr>
+              <w:spacing w:after="0" w:line="260"/>
+            </w:pPr>
+            <w:r>
+              <w:rPr>
+                <w:b w:val="false"/>
+                <w:bCs w:val="false"/>
+                <w:caps w:val="false"/>
+                <w:color w:val="1B1614"/>
+                <w:sz w:val="19"/>
+                <w:szCs w:val="19"/>
+              </w:rPr>
+              <w:t xml:space="preserve">It is comparing several thousand files. Give it a minute. This is worst on the first open after a big rebuild.</w:t>
+            </w:r>
+          </w:p>
+        </w:tc>
+      </w:tr>
+      <w:tr>
+        <w:tc>
+          <w:tcPr>
+            <w:tcW w:type="dxa" w:w="2500"/>
+            <w:tcBorders>
+              <w:top w:val="single" w:color="D8CCB8" w:sz="2"/>
+              <w:left w:val="none" w:color="FFFFFF" w:sz="0"/>
+              <w:bottom w:val="single" w:color="D8CCB8" w:sz="2"/>
+              <w:right w:val="none" w:color="FFFFFF" w:sz="0"/>
+            </w:tcBorders>
+            <w:tcMar>
+              <w:top w:type="dxa" w:w="90"/>
+              <w:left w:type="dxa" w:w="120"/>
+              <w:bottom w:type="dxa" w:w="90"/>
+              <w:right w:type="dxa" w:w="120"/>
+            </w:tcMar>
+          </w:tcPr>
+          <w:p>
+            <w:pPr>
+              <w:spacing w:after="0" w:line="260"/>
+            </w:pPr>
+            <w:r>
+              <w:rPr>
+                <w:b w:val="false"/>
+                <w:bCs w:val="false"/>
+                <w:caps w:val="false"/>
+                <w:color w:val="1B1614"/>
+                <w:sz w:val="19"/>
+                <w:szCs w:val="19"/>
+              </w:rPr>
+              <w:t xml:space="preserve">Thousands of changed files listed</w:t>
+            </w:r>
+          </w:p>
+        </w:tc>
+        <w:tc>
+          <w:tcPr>
+            <w:tcW w:type="dxa" w:w="6860"/>
+            <w:tcBorders>
+              <w:top w:val="single" w:color="D8CCB8" w:sz="2"/>
+              <w:left w:val="none" w:color="FFFFFF" w:sz="0"/>
+              <w:bottom w:val="single" w:color="D8CCB8" w:sz="2"/>
+              <w:right w:val="none" w:color="FFFFFF" w:sz="0"/>
+            </w:tcBorders>
+            <w:tcMar>
+              <w:top w:type="dxa" w:w="90"/>
+              <w:left w:type="dxa" w:w="120"/>
+              <w:bottom w:type="dxa" w:w="90"/>
+              <w:right w:type="dxa" w:w="120"/>
+            </w:tcMar>
+          </w:tcPr>
+          <w:p>
+            <w:pPr>
+              <w:spacing w:after="0" w:line="260"/>
+            </w:pPr>
+            <w:r>
+              <w:rPr>
+                <w:b w:val="false"/>
+                <w:bCs w:val="false"/>
+                <w:caps w:val="false"/>
+                <w:color w:val="1B1614"/>
+                <w:sz w:val="19"/>
+                <w:szCs w:val="19"/>
+              </w:rPr>
+              <w:t xml:space="preserve">Expected, and not a mistake. A rebuild rewrites every page of the site and every search index file. A change to one founder’s biography can legitimately show up as four thousand changed files.</w:t>
+            </w:r>
+          </w:p>
+        </w:tc>
+      </w:tr>
+      <w:tr>
+        <w:tc>
+          <w:tcPr>
+            <w:tcW w:type="dxa" w:w="2500"/>
+            <w:tcBorders>
+              <w:top w:val="single" w:color="D8CCB8" w:sz="2"/>
+              <w:left w:val="none" w:color="FFFFFF" w:sz="0"/>
+              <w:bottom w:val="single" w:color="D8CCB8" w:sz="2"/>
+              <w:right w:val="none" w:color="FFFFFF" w:sz="0"/>
+            </w:tcBorders>
+            <w:tcMar>
+              <w:top w:type="dxa" w:w="90"/>
+              <w:left w:type="dxa" w:w="120"/>
+              <w:bottom w:type="dxa" w:w="90"/>
+              <w:right w:type="dxa" w:w="120"/>
+            </w:tcMar>
+          </w:tcPr>
+          <w:p>
+            <w:pPr>
+              <w:spacing w:after="0" w:line="260"/>
+            </w:pPr>
+            <w:r>
+              <w:rPr>
+                <w:b w:val="false"/>
+                <w:bCs w:val="false"/>
+                <w:caps w:val="false"/>
+                <w:color w:val="1B1614"/>
+                <w:sz w:val="19"/>
+                <w:szCs w:val="19"/>
+              </w:rPr>
+              <w:t xml:space="preserve">Files you have never heard of — .pf_index, .pf_fragment, index_html</w:t>
+            </w:r>
+          </w:p>
+        </w:tc>
+        <w:tc>
+          <w:tcPr>
+            <w:tcW w:type="dxa" w:w="6860"/>
+            <w:tcBorders>
+              <w:top w:val="single" w:color="D8CCB8" w:sz="2"/>
+              <w:left w:val="none" w:color="FFFFFF" w:sz="0"/>
+              <w:bottom w:val="single" w:color="D8CCB8" w:sz="2"/>
+              <w:right w:val="none" w:color="FFFFFF" w:sz="0"/>
+            </w:tcBorders>
+            <w:tcMar>
+              <w:top w:type="dxa" w:w="90"/>
+              <w:left w:type="dxa" w:w="120"/>
+              <w:bottom w:type="dxa" w:w="90"/>
+              <w:right w:type="dxa" w:w="120"/>
+            </w:tcMar>
+          </w:tcPr>
+          <w:p>
+            <w:pPr>
+              <w:spacing w:after="0" w:line="260"/>
+            </w:pPr>
+            <w:r>
+              <w:rPr>
+                <w:b w:val="false"/>
+                <w:bCs w:val="false"/>
+                <w:caps w:val="false"/>
+                <w:color w:val="1B1614"/>
+                <w:sz w:val="19"/>
+                <w:szCs w:val="19"/>
+              </w:rPr>
+              <w:t xml:space="preserve">The search index. It is machine-generated, it is supposed to be in the repository, and it is rebuilt from scratch each time. Ignore it.</w:t>
+            </w:r>
+          </w:p>
+        </w:tc>
+      </w:tr>
+      <w:tr>
+        <w:tc>
+          <w:tcPr>
+            <w:tcW w:type="dxa" w:w="2500"/>
+            <w:tcBorders>
+              <w:top w:val="single" w:color="D8CCB8" w:sz="2"/>
+              <w:left w:val="none" w:color="FFFFFF" w:sz="0"/>
+              <w:bottom w:val="single" w:color="D8CCB8" w:sz="2"/>
+              <w:right w:val="none" w:color="FFFFFF" w:sz="0"/>
+            </w:tcBorders>
+            <w:tcMar>
+              <w:top w:type="dxa" w:w="90"/>
+              <w:left w:type="dxa" w:w="120"/>
+              <w:bottom w:type="dxa" w:w="90"/>
+              <w:right w:type="dxa" w:w="120"/>
+            </w:tcMar>
+          </w:tcPr>
+          <w:p>
+            <w:pPr>
+              <w:spacing w:after="0" w:line="260"/>
+            </w:pPr>
+            <w:r>
+              <w:rPr>
+                <w:b w:val="false"/>
+                <w:bCs w:val="false"/>
+                <w:caps w:val="false"/>
+                <w:color w:val="1B1614"/>
+                <w:sz w:val="19"/>
+                <w:szCs w:val="19"/>
+              </w:rPr>
+              <w:t xml:space="preserve">Push origin sits at a percentage for a long time</w:t>
+            </w:r>
+          </w:p>
+        </w:tc>
+        <w:tc>
+          <w:tcPr>
+            <w:tcW w:type="dxa" w:w="6860"/>
+            <w:tcBorders>
+              <w:top w:val="single" w:color="D8CCB8" w:sz="2"/>
+              <w:left w:val="none" w:color="FFFFFF" w:sz="0"/>
+              <w:bottom w:val="single" w:color="D8CCB8" w:sz="2"/>
+              <w:right w:val="none" w:color="FFFFFF" w:sz="0"/>
+            </w:tcBorders>
+            <w:tcMar>
+              <w:top w:type="dxa" w:w="90"/>
+              <w:left w:type="dxa" w:w="120"/>
+              <w:bottom w:type="dxa" w:w="90"/>
+              <w:right w:type="dxa" w:w="120"/>
+            </w:tcMar>
+          </w:tcPr>
+          <w:p>
+            <w:pPr>
+              <w:spacing w:after="0" w:line="260"/>
+            </w:pPr>
+            <w:r>
+              <w:rPr>
+                <w:b w:val="false"/>
+                <w:bCs w:val="false"/>
+                <w:caps w:val="false"/>
+                <w:color w:val="1B1614"/>
+                <w:sz w:val="19"/>
+                <w:szCs w:val="19"/>
+              </w:rPr>
+              <w:t xml:space="preserve">Normal. See below.</w:t>
+            </w:r>
+          </w:p>
+        </w:tc>
+      </w:tr>
+      <w:tr>
+        <w:tc>
+          <w:tcPr>
+            <w:tcW w:type="dxa" w:w="2500"/>
+            <w:tcBorders>
+              <w:top w:val="single" w:color="D8CCB8" w:sz="2"/>
+              <w:left w:val="none" w:color="FFFFFF" w:sz="0"/>
+              <w:bottom w:val="single" w:color="D8CCB8" w:sz="2"/>
+              <w:right w:val="none" w:color="FFFFFF" w:sz="0"/>
+            </w:tcBorders>
+            <w:tcMar>
+              <w:top w:type="dxa" w:w="90"/>
+              <w:left w:type="dxa" w:w="120"/>
+              <w:bottom w:type="dxa" w:w="90"/>
+              <w:right w:type="dxa" w:w="120"/>
+            </w:tcMar>
+          </w:tcPr>
+          <w:p>
+            <w:pPr>
+              <w:spacing w:after="0" w:line="260"/>
+            </w:pPr>
+            <w:r>
+              <w:rPr>
+                <w:b w:val="false"/>
+                <w:bCs w:val="false"/>
+                <w:caps w:val="false"/>
+                <w:color w:val="1B1614"/>
+                <w:sz w:val="19"/>
+                <w:szCs w:val="19"/>
+              </w:rPr>
+              <w:t xml:space="preserve">A “Fetch origin” button instead of “Push origin”</w:t>
+            </w:r>
+          </w:p>
+        </w:tc>
+        <w:tc>
+          <w:tcPr>
+            <w:tcW w:type="dxa" w:w="6860"/>
+            <w:tcBorders>
+              <w:top w:val="single" w:color="D8CCB8" w:sz="2"/>
+              <w:left w:val="none" w:color="FFFFFF" w:sz="0"/>
+              <w:bottom w:val="single" w:color="D8CCB8" w:sz="2"/>
+              <w:right w:val="none" w:color="FFFFFF" w:sz="0"/>
+            </w:tcBorders>
+            <w:tcMar>
+              <w:top w:type="dxa" w:w="90"/>
+              <w:left w:type="dxa" w:w="120"/>
+              <w:bottom w:type="dxa" w:w="90"/>
+              <w:right w:type="dxa" w:w="120"/>
+            </w:tcMar>
+          </w:tcPr>
+          <w:p>
+            <w:pPr>
+              <w:spacing w:after="0" w:line="260"/>
+            </w:pPr>
+            <w:r>
+              <w:rPr>
+                <w:b w:val="false"/>
+                <w:bCs w:val="false"/>
+                <w:caps w:val="false"/>
+                <w:color w:val="1B1614"/>
+                <w:sz w:val="19"/>
+                <w:szCs w:val="19"/>
+              </w:rPr>
+              <w:t xml:space="preserve">Means there is nothing to push — either you have already pushed, or you have not committed yet. Check that the Changes tab is empty.</w:t>
+            </w:r>
+          </w:p>
+        </w:tc>
+      </w:tr>
+    </w:tbl>
+    <w:p>
+      <w:pPr>
+        <w:pBdr>
+          <w:left w:val="single" w:color="8A6A24" w:sz="18" w:space="8"/>
+        </w:pBdr>
+        <w:shd w:fill="F4EFE6" w:val="clear"/>
+        <w:spacing w:after="200" w:before="120" w:line="276"/>
+        <w:ind w:left="120" w:right="120"/>
+      </w:pPr>
+      <w:r>
+        <w:rPr>
+          <w:b/>
+          <w:bCs/>
+        </w:rPr>
+        <w:t xml:space="preserve">The push is genuinely slow, and that is not a fault. </w:t>
+      </w:r>
+      <w:r>
+        <w:t xml:space="preserve">A rebuild that re-reads the scanned text sends roughly 75 to 100 MB up to GitHub. On a typical home connection that is ten to forty minutes. Start it and leave it — do not cancel it because it looks stuck. If it does fail partway, just click Push origin again: git picks up where it left off and nothing is corrupted. Most updates are far smaller than this; editing a spreadsheet and rebuilding sends a few megabytes.</w:t>
+      </w:r>
+    </w:p>
+    <w:p>
+      <w:pPr>
+        <w:pStyle w:val="Heading2"/>
+        <w:spacing w:after="120" w:before="300"/>
+      </w:pPr>
+      <w:r>
+        <w:t xml:space="preserve">Two things not to do</w:t>
+      </w:r>
+    </w:p>
+    <w:p>
+      <w:pPr>
+        <w:pStyle w:val="ListParagraph"/>
+        <w:numPr>
+          <w:ilvl w:val="0"/>
+          <w:numId w:val="6"/>
+        </w:numPr>
+        <w:spacing w:after="90" w:line="276"/>
+      </w:pPr>
+      <w:r>
+        <w:rPr>
+          <w:b/>
+          <w:bCs/>
+        </w:rPr>
+        <w:t xml:space="preserve">Do not tick and untick individual files.</w:t>
+      </w:r>
+      <w:r>
+        <w:t xml:space="preserve"> GitHub Desktop lets you commit only some of them, and for this repository that is a trap: the pages, the data and the search index have to travel together or the site goes live half-updated. Leave every box ticked, which is the default.</w:t>
+      </w:r>
+    </w:p>
+    <w:p>
+      <w:pPr>
+        <w:pStyle w:val="ListParagraph"/>
+        <w:numPr>
+          <w:ilvl w:val="0"/>
+          <w:numId w:val="6"/>
+        </w:numPr>
+        <w:spacing w:after="90" w:line="276"/>
+      </w:pPr>
+      <w:r>
+        <w:rPr>
+          <w:b/>
+          <w:bCs/>
+        </w:rPr>
+        <w:t xml:space="preserve">Do not worry about the </w:t>
+      </w:r>
+      <w:r>
+        <w:rPr>
+          <w:rFonts w:ascii="Consolas" w:cs="Consolas" w:eastAsia="Consolas" w:hAnsi="Consolas"/>
+          <w:sz w:val="19"/>
+          <w:szCs w:val="19"/>
+        </w:rPr>
+        <w:t xml:space="preserve">_to_delete</w:t>
+      </w:r>
+      <w:r>
+        <w:rPr>
+          <w:b/>
+          <w:bCs/>
+        </w:rPr>
+        <w:t xml:space="preserve"> folder.</w:t>
+      </w:r>
+      <w:r>
+        <w:t xml:space="preserve"> It is deliberately excluded and will never appear in GitHub Desktop, however large it gets. It holds leftovers from file transfers; delete it in File Explorer whenever you like.</w:t>
+      </w:r>
+    </w:p>
+    <w:p>
+      <w:pPr>
+        <w:pStyle w:val="Heading2"/>
+        <w:spacing w:after="120" w:before="300"/>
+      </w:pPr>
+      <w:r>
+        <w:t xml:space="preserve">How to know it actually worked</w:t>
+      </w:r>
+    </w:p>
+    <w:p>
+      <w:pPr>
+        <w:pStyle w:val="ListParagraph"/>
+        <w:numPr>
+          <w:ilvl w:val="0"/>
+          <w:numId w:val="8"/>
+        </w:numPr>
+        <w:spacing w:after="100" w:line="276"/>
+      </w:pPr>
+      <w:r>
+        <w:t xml:space="preserve">Go to </w:t>
+      </w:r>
+      <w:hyperlink w:history="1" r:id="rIdgkq91dfcabiaml8l5rdyh">
+        <w:r>
+          <w:rPr>
+            <w:rStyle w:val="Hyperlink"/>
+          </w:rPr>
+          <w:t xml:space="preserve">github.com/tomfoxpsiu/psiu-archives/actions</w:t>
+        </w:r>
+      </w:hyperlink>
+      <w:r>
+        <w:t xml:space="preserve">.</w:t>
+      </w:r>
+    </w:p>
+    <w:p>
+      <w:pPr>
+        <w:pStyle w:val="ListParagraph"/>
+        <w:numPr>
+          <w:ilvl w:val="0"/>
+          <w:numId w:val="8"/>
+        </w:numPr>
+        <w:spacing w:after="100" w:line="276"/>
+      </w:pPr>
+      <w:r>
+        <w:t xml:space="preserve">The top entry should be your commit, under the workflow </w:t>
+      </w:r>
+      <w:r>
+        <w:rPr>
+          <w:i/>
+          <w:iCs/>
+        </w:rPr>
+        <w:t xml:space="preserve">Publish the archive</w:t>
+      </w:r>
+      <w:r>
+        <w:t xml:space="preserve">. A yellow dot means it is running; a green tick means it is live; a red cross means it failed and clicking it tells you why.</w:t>
+      </w:r>
+    </w:p>
+    <w:p>
+      <w:pPr>
+        <w:pStyle w:val="ListParagraph"/>
+        <w:numPr>
+          <w:ilvl w:val="0"/>
+          <w:numId w:val="8"/>
+        </w:numPr>
+        <w:spacing w:after="100" w:line="276"/>
+      </w:pPr>
+      <w:r>
+        <w:t xml:space="preserve">Then open </w:t>
+      </w:r>
+      <w:hyperlink w:history="1" r:id="rIdxom8zwjphxeqdwwub0st2">
+        <w:r>
+          <w:rPr>
+            <w:rStyle w:val="Hyperlink"/>
+          </w:rPr>
+          <w:t xml:space="preserve">tomfoxpsiu.github.io/psiu-archives</w:t>
+        </w:r>
+      </w:hyperlink>
+      <w:r>
+        <w:t xml:space="preserve"> with </w:t>
+      </w:r>
+      <w:r>
+        <w:rPr>
+          <w:rFonts w:ascii="Consolas" w:cs="Consolas" w:eastAsia="Consolas" w:hAnsi="Consolas"/>
+          <w:sz w:val="19"/>
+          <w:szCs w:val="19"/>
+        </w:rPr>
+        <w:t xml:space="preserve">Ctrl+Shift+R</w:t>
+      </w:r>
+      <w:r>
+        <w:t xml:space="preserve">.</w:t>
+      </w:r>
+    </w:p>
+    <w:p>
+      <w:pPr>
+        <w:pStyle w:val="ListParagraph"/>
+        <w:numPr>
+          <w:ilvl w:val="0"/>
+          <w:numId w:val="8"/>
+        </w:numPr>
+        <w:spacing w:after="100" w:line="276"/>
+      </w:pPr>
+      <w:r>
+        <w:t xml:space="preserve">Check the specific thing you changed, not just that the site loads.</w:t>
+      </w:r>
+    </w:p>
+    <w:p>
+      <w:pPr>
+        <w:pBdr>
+          <w:left w:val="single" w:color="8A6A24" w:sz="18" w:space="8"/>
+        </w:pBdr>
+        <w:shd w:fill="F4EFE6" w:val="clear"/>
+        <w:spacing w:after="200" w:before="120" w:line="276"/>
+        <w:ind w:left="120" w:right="120"/>
+      </w:pPr>
+      <w:r>
+        <w:rPr>
+          <w:b/>
+          <w:bCs/>
+        </w:rPr>
+        <w:t xml:space="preserve">If the Actions tab is empty or the run never appears, </w:t>
+      </w:r>
+      <w:r>
+        <w:t xml:space="preserve">the push did not finish. Go back to GitHub Desktop and look at the top button: if it still says Push origin with a number beside it, the commit is sitting on your computer. Click it.</w:t>
+      </w:r>
+    </w:p>
+    <w:p>
+      <w:pPr>
+        <w:pStyle w:val="Heading2"/>
+        <w:spacing w:after="120" w:before="300"/>
+      </w:pPr>
+      <w:r>
         <w:t xml:space="preserve">The same thing at the command line</w:t>
       </w:r>
     </w:p>
@@ -1250,7 +2107,7 @@
         <w:spacing w:after="160" w:line="276"/>
       </w:pPr>
       <w:r>
-        <w:t xml:space="preserve">For a volunteer who prefers typing. Replace the address on the third line.</w:t>
+        <w:t xml:space="preserve">For a volunteer who prefers typing. The repository already exists, so this is the everyday loop, not the setup:</w:t>
       </w:r>
     </w:p>
     <w:p>
@@ -1280,7 +2137,7 @@
           <w:sz w:val="18"/>
           <w:szCs w:val="18"/>
         </w:rPr>
-        <w:t xml:space="preserve">git init -b main</w:t>
+        <w:t xml:space="preserve">git add -A</w:t>
       </w:r>
     </w:p>
     <w:p>
@@ -1295,7 +2152,45 @@
           <w:sz w:val="18"/>
           <w:szCs w:val="18"/>
         </w:rPr>
-        <w:t xml:space="preserve">git remote add origin https://github.com/psi-upsilon/psiu-archives.git</w:t>
+        <w:t xml:space="preserve">git commit -m "Added Hadley’s and Goodale’s biographies"</w:t>
+      </w:r>
+    </w:p>
+    <w:p>
+      <w:pPr>
+        <w:shd w:fill="F2EEE7" w:val="clear"/>
+        <w:spacing w:after="160" w:before="0"/>
+        <w:ind w:left="240" w:right="240"/>
+      </w:pPr>
+      <w:r>
+        <w:rPr>
+          <w:rFonts w:ascii="Consolas" w:cs="Consolas" w:eastAsia="Consolas" w:hAnsi="Consolas"/>
+          <w:sz w:val="18"/>
+          <w:szCs w:val="18"/>
+        </w:rPr>
+        <w:t xml:space="preserve">git push</w:t>
+      </w:r>
+    </w:p>
+    <w:p>
+      <w:pPr>
+        <w:spacing w:after="160" w:line="276"/>
+      </w:pPr>
+      <w:r>
+        <w:t xml:space="preserve">If you ever have to connect a fresh copy of the folder to the repository from scratch:</w:t>
+      </w:r>
+    </w:p>
+    <w:p>
+      <w:pPr>
+        <w:shd w:fill="F2EEE7" w:val="clear"/>
+        <w:spacing w:after="0" w:before="40"/>
+        <w:ind w:left="240" w:right="240"/>
+      </w:pPr>
+      <w:r>
+        <w:rPr>
+          <w:rFonts w:ascii="Consolas" w:cs="Consolas" w:eastAsia="Consolas" w:hAnsi="Consolas"/>
+          <w:sz w:val="18"/>
+          <w:szCs w:val="18"/>
+        </w:rPr>
+        <w:t xml:space="preserve">git init -b main</w:t>
       </w:r>
     </w:p>
     <w:p>
@@ -1310,7 +2205,7 @@
           <w:sz w:val="18"/>
           <w:szCs w:val="18"/>
         </w:rPr>
-        <w:t xml:space="preserve">git add -A</w:t>
+        <w:t xml:space="preserve">git remote add origin https://github.com/tomfoxpsiu/psiu-archives.git</w:t>
       </w:r>
     </w:p>
     <w:p>
@@ -1325,6 +2220,21 @@
           <w:sz w:val="18"/>
           <w:szCs w:val="18"/>
         </w:rPr>
+        <w:t xml:space="preserve">git add -A</w:t>
+      </w:r>
+    </w:p>
+    <w:p>
+      <w:pPr>
+        <w:shd w:fill="F2EEE7" w:val="clear"/>
+        <w:spacing w:after="0" w:before="0"/>
+        <w:ind w:left="240" w:right="240"/>
+      </w:pPr>
+      <w:r>
+        <w:rPr>
+          <w:rFonts w:ascii="Consolas" w:cs="Consolas" w:eastAsia="Consolas" w:hAnsi="Consolas"/>
+          <w:sz w:val="18"/>
+          <w:szCs w:val="18"/>
+        </w:rPr>
         <w:t xml:space="preserve">git commit -m "The Psi Upsilon Digital Museum"</w:t>
       </w:r>
     </w:p>
@@ -1345,41 +2255,22 @@
     </w:p>
     <w:p>
       <w:pPr>
-        <w:spacing w:after="160" w:line="276"/>
-      </w:pPr>
-      <w:r>
-        <w:t xml:space="preserve">Then set </w:t>
-      </w:r>
-      <w:r>
-        <w:rPr>
-          <w:b/>
-          <w:bCs/>
-        </w:rPr>
-        <w:t xml:space="preserve">Settings → Pages → Source</w:t>
-      </w:r>
-      <w:r>
-        <w:t xml:space="preserve"> to </w:t>
-      </w:r>
-      <w:r>
-        <w:rPr>
-          <w:i/>
-          <w:iCs/>
-        </w:rPr>
-        <w:t xml:space="preserve">"GitHub Actions"</w:t>
-      </w:r>
-      <w:r>
-        <w:t xml:space="preserve"> as in §4. Afterwards the loop is </w:t>
-      </w:r>
-      <w:r>
-        <w:rPr>
-          <w:rFonts w:ascii="Consolas" w:cs="Consolas" w:eastAsia="Consolas" w:hAnsi="Consolas"/>
-          <w:sz w:val="19"/>
-          <w:szCs w:val="19"/>
-        </w:rPr>
-        <w:t xml:space="preserve">git add -A &amp;&amp; git commit -m "…" &amp;&amp; git push</w:t>
-      </w:r>
-      <w:r>
-        <w:t xml:space="preserve">.</w:t>
+        <w:pBdr>
+          <w:left w:val="single" w:color="8A6A24" w:sz="18" w:space="8"/>
+        </w:pBdr>
+        <w:shd w:fill="F4EFE6" w:val="clear"/>
+        <w:spacing w:after="200" w:before="120" w:line="276"/>
+        <w:ind w:left="120" w:right="120"/>
+      </w:pPr>
+      <w:r>
+        <w:rPr>
+          <w:b/>
+          <w:bCs/>
+        </w:rPr>
+        <w:t xml:space="preserve">On Windows, do this in GitHub Desktop rather than a terminal. </w:t>
+      </w:r>
+      <w:r>
+        <w:t xml:space="preserve">Creating the repository through a network folder or a mounted drive has been tried and it leaves broken lock files behind. GitHub Desktop, working on a normal local folder, is reliable.</w:t>
       </w:r>
     </w:p>
     <w:p>
@@ -1404,14 +2295,14 @@
         <w:pStyle w:val="ListParagraph"/>
         <w:numPr>
           <w:ilvl w:val="0"/>
-          <w:numId w:val="8"/>
+          <w:numId w:val="9"/>
         </w:numPr>
         <w:spacing w:after="100" w:line="276"/>
       </w:pPr>
       <w:r>
         <w:t xml:space="preserve">Make a free account at </w:t>
       </w:r>
-      <w:hyperlink w:history="1" r:id="rIdfuwvx1uc84ly2hmt3s6rg">
+      <w:hyperlink w:history="1" r:id="rIdnbpf5ywkwdry-xu8ekcpg">
         <w:r>
           <w:rPr>
             <w:rStyle w:val="Hyperlink"/>
@@ -1428,7 +2319,7 @@
         <w:pStyle w:val="ListParagraph"/>
         <w:numPr>
           <w:ilvl w:val="0"/>
-          <w:numId w:val="8"/>
+          <w:numId w:val="9"/>
         </w:numPr>
         <w:spacing w:after="100" w:line="276"/>
       </w:pPr>
@@ -1451,7 +2342,7 @@
         <w:pStyle w:val="ListParagraph"/>
         <w:numPr>
           <w:ilvl w:val="0"/>
-          <w:numId w:val="8"/>
+          <w:numId w:val="9"/>
         </w:numPr>
         <w:spacing w:after="100" w:line="276"/>
       </w:pPr>
@@ -1475,7 +2366,7 @@
         <w:pStyle w:val="ListParagraph"/>
         <w:numPr>
           <w:ilvl w:val="0"/>
-          <w:numId w:val="8"/>
+          <w:numId w:val="9"/>
         </w:numPr>
         <w:spacing w:after="100" w:line="276"/>
       </w:pPr>
@@ -2858,6 +3749,12 @@
       <w:startOverride w:val="1"/>
     </w:lvlOverride>
   </w:num>
+  <w:num w:numId="9">
+    <w:abstractNumId w:val="3"/>
+    <w:lvlOverride w:ilvl="0">
+      <w:startOverride w:val="1"/>
+    </w:lvlOverride>
+  </w:num>
 </w:numbering>
 </file>
 
